--- a/var/templates_docx/E-222.docx
+++ b/var/templates_docx/E-222.docx
@@ -2,13 +2,13 @@
 <file path=word/document.xml><?xml version="1.0" encoding="utf-8"?>
 <w:document xmlns:w="http://schemas.openxmlformats.org/wordprocessingml/2006/main" xmlns:m="http://schemas.openxmlformats.org/officeDocument/2006/math" xmlns:r="http://schemas.openxmlformats.org/officeDocument/2006/relationships" xmlns:o="urn:schemas-microsoft-com:office:office" xmlns:v="urn:schemas-microsoft-com:vml" xmlns:w10="urn:schemas-microsoft-com:office:word" xmlns:a="http://schemas.openxmlformats.org/drawingml/2006/main" xmlns:pic="http://schemas.openxmlformats.org/drawingml/2006/picture" xmlns:wp="http://schemas.openxmlformats.org/drawingml/2006/wordprocessingDrawing">
   <w:body>
-    <w:bookmarkStart w:id="24" w:name="Xef9e95beefd982442b2f6e1643dc5c657d64122"/>
+    <w:bookmarkStart w:id="20" w:name="X62028d89e2c73861be3be7e6349f0f7a0d74d5e"/>
     <w:p>
       <w:pPr>
         <w:pStyle w:val="Heading1"/>
       </w:pPr>
       <w:r>
-        <w:t xml:space="preserve">PROCEDIMIENTO DE GESTIÓN DE EXCEPCIONES DE {{ cliente.razon_social | upper }}</w:t>
+        <w:t xml:space="preserve">DOCUMENTO E-222 — PROCEDIMIENTO DE GESTIÓN DE EXCEPCIONES</w:t>
       </w:r>
     </w:p>
     <w:p>
@@ -20,696 +20,1332 @@
           <w:bCs/>
           <w:b/>
         </w:rPr>
-        <w:t xml:space="preserve">Documento {{ proyecto.codigo_documento_base }}-222 — Versión {{ proyecto.version_actual }}</w:t>
-      </w:r>
-    </w:p>
-    <w:p>
-      <w:r>
-        <w:pict>
-          <v:rect style="width:0;height:1.5pt" o:hralign="center" o:hrstd="t" o:hr="t"/>
-        </w:pict>
-      </w:r>
-    </w:p>
-    <w:bookmarkStart w:id="20" w:name="objeto"/>
-    <w:p>
-      <w:pPr>
-        <w:pStyle w:val="Heading2"/>
-      </w:pPr>
-      <w:r>
-        <w:t xml:space="preserve">1. OBJETO</w:t>
+        <w:t xml:space="preserve">Es el procedimiento operativo que canaliza las desviaciones temporales respecto a la normativa interna del SGSI.</w:t>
+      </w:r>
+      <w:r>
+        <w:t xml:space="preserve"> </w:t>
+      </w:r>
+      <w:r>
+        <w:t xml:space="preserve">Asegura que toda excepción se solicita, evalúa, autoriza, registra, controla y caduca, evitando que las desviaciones se conviertan en debilidades permanentes.</w:t>
       </w:r>
     </w:p>
     <w:p>
       <w:pPr>
-        <w:pStyle w:val="FirstParagraph"/>
+        <w:pStyle w:val="SourceCode"/>
       </w:pPr>
       <w:r>
-        <w:t xml:space="preserve">Regular el proceso formal por el que se autoriza el incumplimiento temporal o parcial de un requisito del SGSI cuando exista causa justificada, garantizando que el riesgo asumido está documentado, autorizado, compensado y acotado en el tiempo.</w:t>
+        <w:rPr>
+          <w:rStyle w:val="VerbatimChar"/>
+        </w:rPr>
+        <w:t xml:space="preserve">---</w:t>
+      </w:r>
+      <w:r>
+        <w:br/>
+      </w:r>
+      <w:r>
+        <w:rPr>
+          <w:rStyle w:val="VerbatimChar"/>
+        </w:rPr>
+        <w:t xml:space="preserve">codigo_documento: "{{ proyecto.codigo_documento_base }}-222"</w:t>
+      </w:r>
+      <w:r>
+        <w:br/>
+      </w:r>
+      <w:r>
+        <w:rPr>
+          <w:rStyle w:val="VerbatimChar"/>
+        </w:rPr>
+        <w:t xml:space="preserve">titulo: "Procedimiento de Gestión de Excepciones"</w:t>
+      </w:r>
+      <w:r>
+        <w:br/>
+      </w:r>
+      <w:r>
+        <w:rPr>
+          <w:rStyle w:val="VerbatimChar"/>
+        </w:rPr>
+        <w:t xml:space="preserve">version: "{{ proyecto.version_actual }}"</w:t>
+      </w:r>
+      <w:r>
+        <w:br/>
+      </w:r>
+      <w:r>
+        <w:rPr>
+          <w:rStyle w:val="VerbatimChar"/>
+        </w:rPr>
+        <w:t xml:space="preserve">fecha_aprobacion: "{{ proyecto.fecha_aprobacion_inicial }}"</w:t>
+      </w:r>
+      <w:r>
+        <w:br/>
+      </w:r>
+      <w:r>
+        <w:rPr>
+          <w:rStyle w:val="VerbatimChar"/>
+        </w:rPr>
+        <w:t xml:space="preserve">fecha_proxima_revision: "{{ proyecto.proxima_revision }}"</w:t>
+      </w:r>
+      <w:r>
+        <w:br/>
+      </w:r>
+      <w:r>
+        <w:rPr>
+          <w:rStyle w:val="VerbatimChar"/>
+        </w:rPr>
+        <w:t xml:space="preserve">clasificacion: "INTERNA"</w:t>
+      </w:r>
+      <w:r>
+        <w:br/>
+      </w:r>
+      <w:r>
+        <w:rPr>
+          <w:rStyle w:val="VerbatimChar"/>
+        </w:rPr>
+        <w:t xml:space="preserve">propietario: "{{ responsables.responsable_seguridad.cargo }}"</w:t>
+      </w:r>
+      <w:r>
+        <w:br/>
+      </w:r>
+      <w:r>
+        <w:rPr>
+          <w:rStyle w:val="VerbatimChar"/>
+        </w:rPr>
+        <w:t xml:space="preserve">politica_madre: "{{ proyecto.codigo_documento_base }}-100"</w:t>
+      </w:r>
+      <w:r>
+        <w:br/>
+      </w:r>
+      <w:r>
+        <w:rPr>
+          <w:rStyle w:val="VerbatimChar"/>
+        </w:rPr>
+        <w:t xml:space="preserve">medidas_ens: ["org.4"]</w:t>
+      </w:r>
+      <w:r>
+        <w:br/>
+      </w:r>
+      <w:r>
+        <w:rPr>
+          <w:rStyle w:val="VerbatimChar"/>
+        </w:rPr>
+        <w:t xml:space="preserve">---</w:t>
+      </w:r>
+      <w:r>
+        <w:br/>
+      </w:r>
+      <w:r>
+        <w:br/>
+      </w:r>
+      <w:r>
+        <w:rPr>
+          <w:rStyle w:val="VerbatimChar"/>
+        </w:rPr>
+        <w:t xml:space="preserve"># PROCEDIMIENTO DE GESTIÓN DE EXCEPCIONES DE {{ cliente.razon_social | upper }}</w:t>
+      </w:r>
+      <w:r>
+        <w:br/>
+      </w:r>
+      <w:r>
+        <w:br/>
+      </w:r>
+      <w:r>
+        <w:rPr>
+          <w:rStyle w:val="VerbatimChar"/>
+        </w:rPr>
+        <w:t xml:space="preserve">**Documento {{ proyecto.codigo_documento_base }}-222 — Versión {{ proyecto.version_actual }}**</w:t>
+      </w:r>
+      <w:r>
+        <w:br/>
+      </w:r>
+      <w:r>
+        <w:br/>
+      </w:r>
+      <w:r>
+        <w:rPr>
+          <w:rStyle w:val="VerbatimChar"/>
+        </w:rPr>
+        <w:t xml:space="preserve">---</w:t>
+      </w:r>
+      <w:r>
+        <w:br/>
+      </w:r>
+      <w:r>
+        <w:br/>
+      </w:r>
+      <w:r>
+        <w:rPr>
+          <w:rStyle w:val="VerbatimChar"/>
+        </w:rPr>
+        <w:t xml:space="preserve">## 1. OBJETO</w:t>
+      </w:r>
+      <w:r>
+        <w:br/>
+      </w:r>
+      <w:r>
+        <w:br/>
+      </w:r>
+      <w:r>
+        <w:rPr>
+          <w:rStyle w:val="VerbatimChar"/>
+        </w:rPr>
+        <w:t xml:space="preserve">Establecer el cauce formal para tramitar excepciones —desviaciones temporales y autorizadas— a las políticas, procedimientos y configuraciones de seguridad del SGSI de {{ cliente.razon_social }}, garantizando que cualquier desviación está justificada, valorada en términos de riesgo, autorizada por el órgano competente, sometida a controles compensatorios y limitada en el tiempo.</w:t>
+      </w:r>
+      <w:r>
+        <w:br/>
+      </w:r>
+      <w:r>
+        <w:br/>
+      </w:r>
+      <w:r>
+        <w:rPr>
+          <w:rStyle w:val="VerbatimChar"/>
+        </w:rPr>
+        <w:t xml:space="preserve">Este procedimiento desarrolla la medida **org.4 (proceso de autorización)** del Anexo II del Real Decreto 311/2022, conforme a los requisitos del propio Anexo II y a la guía **CCN-STIC 804 (valoración de sistemas en el ENS)**.</w:t>
+      </w:r>
+      <w:r>
+        <w:br/>
+      </w:r>
+      <w:r>
+        <w:br/>
+      </w:r>
+      <w:r>
+        <w:rPr>
+          <w:rStyle w:val="VerbatimChar"/>
+        </w:rPr>
+        <w:t xml:space="preserve">## 2. ALCANCE</w:t>
+      </w:r>
+      <w:r>
+        <w:br/>
+      </w:r>
+      <w:r>
+        <w:br/>
+      </w:r>
+      <w:r>
+        <w:rPr>
+          <w:rStyle w:val="VerbatimChar"/>
+        </w:rPr>
+        <w:t xml:space="preserve">Aplica a toda desviación respecto a:</w:t>
+      </w:r>
+      <w:r>
+        <w:br/>
+      </w:r>
+      <w:r>
+        <w:br/>
+      </w:r>
+      <w:r>
+        <w:rPr>
+          <w:rStyle w:val="VerbatimChar"/>
+        </w:rPr>
+        <w:t xml:space="preserve">- Políticas del SGSI ({{ proyecto.codigo_documento_base }}-100 a {{ proyecto.codigo_documento_base }}-126).</w:t>
+      </w:r>
+      <w:r>
+        <w:br/>
+      </w:r>
+      <w:r>
+        <w:rPr>
+          <w:rStyle w:val="VerbatimChar"/>
+        </w:rPr>
+        <w:t xml:space="preserve">- Procedimientos del SGSI ({{ proyecto.codigo_documento_base }}-200 a {{ proyecto.codigo_documento_base }}-234).</w:t>
+      </w:r>
+      <w:r>
+        <w:br/>
+      </w:r>
+      <w:r>
+        <w:rPr>
+          <w:rStyle w:val="VerbatimChar"/>
+        </w:rPr>
+        <w:t xml:space="preserve">- Configuraciones de baseline de hardening ({{ proyecto.codigo_documento_base }}-230).</w:t>
+      </w:r>
+      <w:r>
+        <w:br/>
+      </w:r>
+      <w:r>
+        <w:rPr>
+          <w:rStyle w:val="VerbatimChar"/>
+        </w:rPr>
+        <w:t xml:space="preserve">- Reglas técnicas implantadas en herramientas de seguridad (firewall, EDR, MDM, IdP).</w:t>
+      </w:r>
+      <w:r>
+        <w:br/>
+      </w:r>
+      <w:r>
+        <w:rPr>
+          <w:rStyle w:val="VerbatimChar"/>
+        </w:rPr>
+        <w:t xml:space="preserve">- Compromisos contractuales (cuando la desviación afecta a un tercero o a un cliente).</w:t>
+      </w:r>
+      <w:r>
+        <w:br/>
+      </w:r>
+      <w:r>
+        <w:br/>
+      </w:r>
+      <w:r>
+        <w:rPr>
+          <w:rStyle w:val="VerbatimChar"/>
+        </w:rPr>
+        <w:t xml:space="preserve">## 3. PRINCIPIOS GENERALES</w:t>
+      </w:r>
+      <w:r>
+        <w:br/>
+      </w:r>
+      <w:r>
+        <w:br/>
+      </w:r>
+      <w:r>
+        <w:rPr>
+          <w:rStyle w:val="VerbatimChar"/>
+        </w:rPr>
+        <w:t xml:space="preserve">1. **Toda excepción es temporal:** no se conceden excepciones indefinidas. La duración máxima inicial es de **6 meses**, prorrogable de forma motivada un máximo de dos veces hasta un total de **18 meses**. Pasado ese plazo, o se elimina la causa que motivó la excepción o se modifica la política/procedimiento.</w:t>
+      </w:r>
+      <w:r>
+        <w:br/>
+      </w:r>
+      <w:r>
+        <w:br/>
+      </w:r>
+      <w:r>
+        <w:rPr>
+          <w:rStyle w:val="VerbatimChar"/>
+        </w:rPr>
+        <w:t xml:space="preserve">2. **Toda excepción exige medidas compensatorias:** la persona solicitante propone controles que reduzcan el riesgo derivado de la desviación.</w:t>
+      </w:r>
+      <w:r>
+        <w:br/>
+      </w:r>
+      <w:r>
+        <w:br/>
+      </w:r>
+      <w:r>
+        <w:rPr>
+          <w:rStyle w:val="VerbatimChar"/>
+        </w:rPr>
+        <w:t xml:space="preserve">3. **Toda excepción se documenta y aprueba antes de su aplicación:** quedan prohibidas las excepciones de hecho o las regularizaciones a posteriori salvo en situaciones de emergencia operativa documentadas.</w:t>
+      </w:r>
+      <w:r>
+        <w:br/>
+      </w:r>
+      <w:r>
+        <w:br/>
+      </w:r>
+      <w:r>
+        <w:rPr>
+          <w:rStyle w:val="VerbatimChar"/>
+        </w:rPr>
+        <w:t xml:space="preserve">4. **Toda excepción es revocable** si el riesgo materializado supera el umbral asumido.</w:t>
+      </w:r>
+      <w:r>
+        <w:br/>
+      </w:r>
+      <w:r>
+        <w:br/>
+      </w:r>
+      <w:r>
+        <w:rPr>
+          <w:rStyle w:val="VerbatimChar"/>
+        </w:rPr>
+        <w:t xml:space="preserve">## 4. ROLES Y RESPONSABILIDADES</w:t>
+      </w:r>
+      <w:r>
+        <w:br/>
+      </w:r>
+      <w:r>
+        <w:br/>
+      </w:r>
+      <w:r>
+        <w:rPr>
+          <w:rStyle w:val="VerbatimChar"/>
+        </w:rPr>
+        <w:t xml:space="preserve">| Rol | Responsabilidades |</w:t>
+      </w:r>
+      <w:r>
+        <w:br/>
+      </w:r>
+      <w:r>
+        <w:rPr>
+          <w:rStyle w:val="VerbatimChar"/>
+        </w:rPr>
+        <w:t xml:space="preserve">|---|---|</w:t>
+      </w:r>
+      <w:r>
+        <w:br/>
+      </w:r>
+      <w:r>
+        <w:rPr>
+          <w:rStyle w:val="VerbatimChar"/>
+        </w:rPr>
+        <w:t xml:space="preserve">| **Solicitante** | Cumplimentar la solicitud, justificar la necesidad, proponer controles compensatorios. |</w:t>
+      </w:r>
+      <w:r>
+        <w:br/>
+      </w:r>
+      <w:r>
+        <w:rPr>
+          <w:rStyle w:val="VerbatimChar"/>
+        </w:rPr>
+        <w:t xml:space="preserve">| **Responsable del Sistema** | Validar la viabilidad técnica de la excepción y de los controles compensatorios. |</w:t>
+      </w:r>
+      <w:r>
+        <w:br/>
+      </w:r>
+      <w:r>
+        <w:rPr>
+          <w:rStyle w:val="VerbatimChar"/>
+        </w:rPr>
+        <w:t xml:space="preserve">| **Responsable de la Seguridad** | Evaluar el riesgo residual, recomendar aprobación o denegación, mantener el Registro de Excepciones. |</w:t>
+      </w:r>
+      <w:r>
+        <w:br/>
+      </w:r>
+      <w:r>
+        <w:rPr>
+          <w:rStyle w:val="VerbatimChar"/>
+        </w:rPr>
+        <w:t xml:space="preserve">| **DPO** | Validar excepciones que afecten a tratamientos de datos personales. |</w:t>
+      </w:r>
+      <w:r>
+        <w:br/>
+      </w:r>
+      <w:r>
+        <w:rPr>
+          <w:rStyle w:val="VerbatimChar"/>
+        </w:rPr>
+        <w:t xml:space="preserve">| **Aprobador** | Según la criticidad (apartado 5), aprueba o deniega formalmente la excepción. |</w:t>
+      </w:r>
+      <w:r>
+        <w:br/>
+      </w:r>
+      <w:r>
+        <w:rPr>
+          <w:rStyle w:val="VerbatimChar"/>
+        </w:rPr>
+        <w:t xml:space="preserve">| **Auditor interno** | Revisar la base de excepciones en cada auditoría interna anual. |</w:t>
+      </w:r>
+      <w:r>
+        <w:br/>
+      </w:r>
+      <w:r>
+        <w:br/>
+      </w:r>
+      <w:r>
+        <w:rPr>
+          <w:rStyle w:val="VerbatimChar"/>
+        </w:rPr>
+        <w:t xml:space="preserve">## 5. NIVELES DE APROBACIÓN</w:t>
+      </w:r>
+      <w:r>
+        <w:br/>
+      </w:r>
+      <w:r>
+        <w:br/>
+      </w:r>
+      <w:r>
+        <w:rPr>
+          <w:rStyle w:val="VerbatimChar"/>
+        </w:rPr>
+        <w:t xml:space="preserve">| Nivel | Riesgo residual estimado | Aprobador competente | Plazo máximo de respuesta |</w:t>
+      </w:r>
+      <w:r>
+        <w:br/>
+      </w:r>
+      <w:r>
+        <w:rPr>
+          <w:rStyle w:val="VerbatimChar"/>
+        </w:rPr>
+        <w:t xml:space="preserve">|---|---|---|---|</w:t>
+      </w:r>
+      <w:r>
+        <w:br/>
+      </w:r>
+      <w:r>
+        <w:rPr>
+          <w:rStyle w:val="VerbatimChar"/>
+        </w:rPr>
+        <w:t xml:space="preserve">| **L1 — Bajo** | Sin impacto en datos personales ni en disponibilidad ≥ 4 h | Responsable del Sistema | 5 días hábiles |</w:t>
+      </w:r>
+      <w:r>
+        <w:br/>
+      </w:r>
+      <w:r>
+        <w:rPr>
+          <w:rStyle w:val="VerbatimChar"/>
+        </w:rPr>
+        <w:t xml:space="preserve">| **L2 — Medio** | Impacto contenido, sin afectar a información CONFIDENCIAL+ ni a procesos críticos | Responsable de la Seguridad | 7 días hábiles |</w:t>
+      </w:r>
+      <w:r>
+        <w:br/>
+      </w:r>
+      <w:r>
+        <w:rPr>
+          <w:rStyle w:val="VerbatimChar"/>
+        </w:rPr>
+        <w:t xml:space="preserve">| **L3 — Alto** | Afecta a información CONFIDENCIAL+ o a procesos del BIA con RTO ≤ 24 h | Comité de Seguridad | 15 días hábiles |</w:t>
+      </w:r>
+      <w:r>
+        <w:br/>
+      </w:r>
+      <w:r>
+        <w:rPr>
+          <w:rStyle w:val="VerbatimChar"/>
+        </w:rPr>
+        <w:t xml:space="preserve">| **L4 — Crítico** | Afecta a categoría ALTA o a un compromiso contractual con cliente AAPP | Dirección General + Comité de Seguridad | 30 días hábiles |</w:t>
+      </w:r>
+      <w:r>
+        <w:br/>
+      </w:r>
+      <w:r>
+        <w:br/>
+      </w:r>
+      <w:r>
+        <w:rPr>
+          <w:rStyle w:val="VerbatimChar"/>
+        </w:rPr>
+        <w:t xml:space="preserve">{% if proyecto.categoria_ens == "ALTA" %}</w:t>
+      </w:r>
+      <w:r>
+        <w:br/>
+      </w:r>
+      <w:r>
+        <w:rPr>
+          <w:rStyle w:val="VerbatimChar"/>
+        </w:rPr>
+        <w:t xml:space="preserve">**Categoría ALTA:** las excepciones L3 y L4 son adicionalmente notificadas al Responsable de la Información del cliente final cuando éste sea una entidad del sector público.</w:t>
+      </w:r>
+      <w:r>
+        <w:br/>
+      </w:r>
+      <w:r>
+        <w:rPr>
+          <w:rStyle w:val="VerbatimChar"/>
+        </w:rPr>
+        <w:t xml:space="preserve">{% endif %}</w:t>
+      </w:r>
+      <w:r>
+        <w:br/>
+      </w:r>
+      <w:r>
+        <w:br/>
+      </w:r>
+      <w:r>
+        <w:rPr>
+          <w:rStyle w:val="VerbatimChar"/>
+        </w:rPr>
+        <w:t xml:space="preserve">## 6. FLUJO OPERATIVO</w:t>
+      </w:r>
+      <w:r>
+        <w:br/>
+      </w:r>
+      <w:r>
+        <w:br/>
+      </w:r>
+      <w:r>
+        <w:rPr>
+          <w:rStyle w:val="VerbatimChar"/>
+        </w:rPr>
+        <w:t xml:space="preserve">### Fase 1 — Solicitud (T+0)</w:t>
+      </w:r>
+      <w:r>
+        <w:br/>
+      </w:r>
+      <w:r>
+        <w:br/>
+      </w:r>
+      <w:r>
+        <w:rPr>
+          <w:rStyle w:val="VerbatimChar"/>
+        </w:rPr>
+        <w:t xml:space="preserve">1. El solicitante cumplimenta el formulario **F-222 — Solicitud de Excepción** con:</w:t>
+      </w:r>
+      <w:r>
+        <w:br/>
+      </w:r>
+      <w:r>
+        <w:rPr>
+          <w:rStyle w:val="VerbatimChar"/>
+        </w:rPr>
+        <w:t xml:space="preserve">   - Identificación del solicitante y del área.</w:t>
+      </w:r>
+      <w:r>
+        <w:br/>
+      </w:r>
+      <w:r>
+        <w:rPr>
+          <w:rStyle w:val="VerbatimChar"/>
+        </w:rPr>
+        <w:t xml:space="preserve">   - Política, procedimiento o configuración objeto de la excepción.</w:t>
+      </w:r>
+      <w:r>
+        <w:br/>
+      </w:r>
+      <w:r>
+        <w:rPr>
+          <w:rStyle w:val="VerbatimChar"/>
+        </w:rPr>
+        <w:t xml:space="preserve">   - Justificación operativa detallada (problema que resuelve la excepción).</w:t>
+      </w:r>
+      <w:r>
+        <w:br/>
+      </w:r>
+      <w:r>
+        <w:rPr>
+          <w:rStyle w:val="VerbatimChar"/>
+        </w:rPr>
+        <w:t xml:space="preserve">   - Alternativas evaluadas y motivo del rechazo.</w:t>
+      </w:r>
+      <w:r>
+        <w:br/>
+      </w:r>
+      <w:r>
+        <w:rPr>
+          <w:rStyle w:val="VerbatimChar"/>
+        </w:rPr>
+        <w:t xml:space="preserve">   - Sistemas y datos afectados.</w:t>
+      </w:r>
+      <w:r>
+        <w:br/>
+      </w:r>
+      <w:r>
+        <w:rPr>
+          <w:rStyle w:val="VerbatimChar"/>
+        </w:rPr>
+        <w:t xml:space="preserve">   - Duración solicitada (no superior a 6 meses).</w:t>
+      </w:r>
+      <w:r>
+        <w:br/>
+      </w:r>
+      <w:r>
+        <w:rPr>
+          <w:rStyle w:val="VerbatimChar"/>
+        </w:rPr>
+        <w:t xml:space="preserve">   - Controles compensatorios propuestos.</w:t>
+      </w:r>
+      <w:r>
+        <w:br/>
+      </w:r>
+      <w:r>
+        <w:rPr>
+          <w:rStyle w:val="VerbatimChar"/>
+        </w:rPr>
+        <w:t xml:space="preserve">   - Riesgo residual estimado.</w:t>
+      </w:r>
+      <w:r>
+        <w:br/>
+      </w:r>
+      <w:r>
+        <w:br/>
+      </w:r>
+      <w:r>
+        <w:rPr>
+          <w:rStyle w:val="VerbatimChar"/>
+        </w:rPr>
+        <w:t xml:space="preserve">2. La solicitud entra en el flujo del sistema de tickets corporativo con etiqueta `excepcion-sgsi` y se asigna automáticamente al Responsable del Sistema.</w:t>
+      </w:r>
+      <w:r>
+        <w:br/>
+      </w:r>
+      <w:r>
+        <w:br/>
+      </w:r>
+      <w:r>
+        <w:rPr>
+          <w:rStyle w:val="VerbatimChar"/>
+        </w:rPr>
+        <w:t xml:space="preserve">### Fase 2 — Análisis técnico (T+0 a T+3 días hábiles)</w:t>
+      </w:r>
+      <w:r>
+        <w:br/>
+      </w:r>
+      <w:r>
+        <w:br/>
+      </w:r>
+      <w:r>
+        <w:rPr>
+          <w:rStyle w:val="VerbatimChar"/>
+        </w:rPr>
+        <w:t xml:space="preserve">**Responsable:** Responsable del Sistema.</w:t>
+      </w:r>
+      <w:r>
+        <w:br/>
+      </w:r>
+      <w:r>
+        <w:br/>
+      </w:r>
+      <w:r>
+        <w:rPr>
+          <w:rStyle w:val="VerbatimChar"/>
+        </w:rPr>
+        <w:t xml:space="preserve">3. Verifica la viabilidad técnica de la solicitud y de los controles compensatorios.</w:t>
+      </w:r>
+      <w:r>
+        <w:br/>
+      </w:r>
+      <w:r>
+        <w:br/>
+      </w:r>
+      <w:r>
+        <w:rPr>
+          <w:rStyle w:val="VerbatimChar"/>
+        </w:rPr>
+        <w:t xml:space="preserve">4. Cuantifica el impacto en otros activos o procesos.</w:t>
+      </w:r>
+      <w:r>
+        <w:br/>
+      </w:r>
+      <w:r>
+        <w:br/>
+      </w:r>
+      <w:r>
+        <w:rPr>
+          <w:rStyle w:val="VerbatimChar"/>
+        </w:rPr>
+        <w:t xml:space="preserve">5. Si la excepción puede resolverse modificando la solución técnica sin necesidad de excepción, devuelve la solicitud con propuesta alternativa.</w:t>
+      </w:r>
+      <w:r>
+        <w:br/>
+      </w:r>
+      <w:r>
+        <w:br/>
+      </w:r>
+      <w:r>
+        <w:rPr>
+          <w:rStyle w:val="VerbatimChar"/>
+        </w:rPr>
+        <w:t xml:space="preserve">### Fase 3 — Análisis de riesgo (T+3 a T+7 días hábiles)</w:t>
+      </w:r>
+      <w:r>
+        <w:br/>
+      </w:r>
+      <w:r>
+        <w:br/>
+      </w:r>
+      <w:r>
+        <w:rPr>
+          <w:rStyle w:val="VerbatimChar"/>
+        </w:rPr>
+        <w:t xml:space="preserve">**Responsable:** Responsable de la Seguridad.</w:t>
+      </w:r>
+      <w:r>
+        <w:br/>
+      </w:r>
+      <w:r>
+        <w:br/>
+      </w:r>
+      <w:r>
+        <w:rPr>
+          <w:rStyle w:val="VerbatimChar"/>
+        </w:rPr>
+        <w:t xml:space="preserve">6. Reevalúa el riesgo residual conforme a la metodología MAGERIT v3 utilizada por la organización.</w:t>
+      </w:r>
+      <w:r>
+        <w:br/>
+      </w:r>
+      <w:r>
+        <w:br/>
+      </w:r>
+      <w:r>
+        <w:rPr>
+          <w:rStyle w:val="VerbatimChar"/>
+        </w:rPr>
+        <w:t xml:space="preserve">7. Determina el **nivel de aprobación** (apartado 5) y enruta al aprobador competente.</w:t>
+      </w:r>
+      <w:r>
+        <w:br/>
+      </w:r>
+      <w:r>
+        <w:br/>
+      </w:r>
+      <w:r>
+        <w:rPr>
+          <w:rStyle w:val="VerbatimChar"/>
+        </w:rPr>
+        <w:t xml:space="preserve">8. Si el riesgo residual supera los umbrales del Apetito de Riesgo definido en {{ proyecto.codigo_documento_base }}-AR-001, recomienda denegación.</w:t>
+      </w:r>
+      <w:r>
+        <w:br/>
+      </w:r>
+      <w:r>
+        <w:br/>
+      </w:r>
+      <w:r>
+        <w:rPr>
+          <w:rStyle w:val="VerbatimChar"/>
+        </w:rPr>
+        <w:t xml:space="preserve">### Fase 4 — Decisión y registro (según plazo del nivel)</w:t>
+      </w:r>
+      <w:r>
+        <w:br/>
+      </w:r>
+      <w:r>
+        <w:br/>
+      </w:r>
+      <w:r>
+        <w:rPr>
+          <w:rStyle w:val="VerbatimChar"/>
+        </w:rPr>
+        <w:t xml:space="preserve">**Responsable:** Aprobador competente.</w:t>
+      </w:r>
+      <w:r>
+        <w:br/>
+      </w:r>
+      <w:r>
+        <w:br/>
+      </w:r>
+      <w:r>
+        <w:rPr>
+          <w:rStyle w:val="VerbatimChar"/>
+        </w:rPr>
+        <w:t xml:space="preserve">9. Decide: APROBADA / APROBADA CON CONDICIONES / DENEGADA.</w:t>
+      </w:r>
+      <w:r>
+        <w:br/>
+      </w:r>
+      <w:r>
+        <w:br/>
+      </w:r>
+      <w:r>
+        <w:rPr>
+          <w:rStyle w:val="VerbatimChar"/>
+        </w:rPr>
+        <w:t xml:space="preserve">10. La decisión se firma electrónicamente y se incorpora al **Registro de Excepciones (R-222)**, con identificador único `EXC-AAAA-NNNN`.</w:t>
+      </w:r>
+      <w:r>
+        <w:br/>
+      </w:r>
+      <w:r>
+        <w:br/>
+      </w:r>
+      <w:r>
+        <w:rPr>
+          <w:rStyle w:val="VerbatimChar"/>
+        </w:rPr>
+        <w:t xml:space="preserve">11. El Responsable de la Seguridad notifica al solicitante en un máximo de 2 días hábiles desde la decisión.</w:t>
+      </w:r>
+      <w:r>
+        <w:br/>
+      </w:r>
+      <w:r>
+        <w:br/>
+      </w:r>
+      <w:r>
+        <w:rPr>
+          <w:rStyle w:val="VerbatimChar"/>
+        </w:rPr>
+        <w:t xml:space="preserve">### Fase 5 — Aplicación y supervisión continua</w:t>
+      </w:r>
+      <w:r>
+        <w:br/>
+      </w:r>
+      <w:r>
+        <w:br/>
+      </w:r>
+      <w:r>
+        <w:rPr>
+          <w:rStyle w:val="VerbatimChar"/>
+        </w:rPr>
+        <w:t xml:space="preserve">12. Si la excepción es APROBADA, el solicitante implementa los controles compensatorios y notifica al Responsable de la Seguridad la fecha real de inicio.</w:t>
+      </w:r>
+      <w:r>
+        <w:br/>
+      </w:r>
+      <w:r>
+        <w:br/>
+      </w:r>
+      <w:r>
+        <w:rPr>
+          <w:rStyle w:val="VerbatimChar"/>
+        </w:rPr>
+        <w:t xml:space="preserve">13. **Supervisión periódica** según nivel:</w:t>
+      </w:r>
+      <w:r>
+        <w:br/>
+      </w:r>
+      <w:r>
+        <w:br/>
+      </w:r>
+      <w:r>
+        <w:rPr>
+          <w:rStyle w:val="VerbatimChar"/>
+        </w:rPr>
+        <w:t xml:space="preserve">| Nivel | Frecuencia de revisión |</w:t>
+      </w:r>
+      <w:r>
+        <w:br/>
+      </w:r>
+      <w:r>
+        <w:rPr>
+          <w:rStyle w:val="VerbatimChar"/>
+        </w:rPr>
+        <w:t xml:space="preserve">|---|---|</w:t>
+      </w:r>
+      <w:r>
+        <w:br/>
+      </w:r>
+      <w:r>
+        <w:rPr>
+          <w:rStyle w:val="VerbatimChar"/>
+        </w:rPr>
+        <w:t xml:space="preserve">| L1 | Mensual (verificación de vigencia y compensatorios) |</w:t>
+      </w:r>
+      <w:r>
+        <w:br/>
+      </w:r>
+      <w:r>
+        <w:rPr>
+          <w:rStyle w:val="VerbatimChar"/>
+        </w:rPr>
+        <w:t xml:space="preserve">| L2 | Mensual + verificación trimestral del riesgo |</w:t>
+      </w:r>
+      <w:r>
+        <w:br/>
+      </w:r>
+      <w:r>
+        <w:rPr>
+          <w:rStyle w:val="VerbatimChar"/>
+        </w:rPr>
+        <w:t xml:space="preserve">| L3 | Quincenal + revisión de riesgo bimestral por Comité |</w:t>
+      </w:r>
+      <w:r>
+        <w:br/>
+      </w:r>
+      <w:r>
+        <w:rPr>
+          <w:rStyle w:val="VerbatimChar"/>
+        </w:rPr>
+        <w:t xml:space="preserve">| L4 | Semanal durante el primer mes, después quincenal |</w:t>
+      </w:r>
+      <w:r>
+        <w:br/>
+      </w:r>
+      <w:r>
+        <w:br/>
+      </w:r>
+      <w:r>
+        <w:rPr>
+          <w:rStyle w:val="VerbatimChar"/>
+        </w:rPr>
+        <w:t xml:space="preserve">14. Las revisiones se documentan en el Registro de Excepciones (R-222) con sello de fecha y observaciones.</w:t>
+      </w:r>
+      <w:r>
+        <w:br/>
+      </w:r>
+      <w:r>
+        <w:br/>
+      </w:r>
+      <w:r>
+        <w:rPr>
+          <w:rStyle w:val="VerbatimChar"/>
+        </w:rPr>
+        <w:t xml:space="preserve">### Fase 6 — Cierre</w:t>
+      </w:r>
+      <w:r>
+        <w:br/>
+      </w:r>
+      <w:r>
+        <w:br/>
+      </w:r>
+      <w:r>
+        <w:rPr>
+          <w:rStyle w:val="VerbatimChar"/>
+        </w:rPr>
+        <w:t xml:space="preserve">15. **Por vencimiento:** 30 días antes de la fecha límite, el sistema notifica al solicitante para que:</w:t>
+      </w:r>
+      <w:r>
+        <w:br/>
+      </w:r>
+      <w:r>
+        <w:rPr>
+          <w:rStyle w:val="VerbatimChar"/>
+        </w:rPr>
+        <w:t xml:space="preserve">    - Cierre la excepción habiendo regularizado la situación.</w:t>
+      </w:r>
+      <w:r>
+        <w:br/>
+      </w:r>
+      <w:r>
+        <w:rPr>
+          <w:rStyle w:val="VerbatimChar"/>
+        </w:rPr>
+        <w:t xml:space="preserve">    - Solicite una **prórroga motivada** (que requiere de nuevo aprobación del nivel correspondiente).</w:t>
+      </w:r>
+      <w:r>
+        <w:br/>
+      </w:r>
+      <w:r>
+        <w:rPr>
+          <w:rStyle w:val="VerbatimChar"/>
+        </w:rPr>
+        <w:t xml:space="preserve">    - Solicite una **modificación de política** si la excepción ha demostrado ser estructural.</w:t>
+      </w:r>
+      <w:r>
+        <w:br/>
+      </w:r>
+      <w:r>
+        <w:br/>
+      </w:r>
+      <w:r>
+        <w:rPr>
+          <w:rStyle w:val="VerbatimChar"/>
+        </w:rPr>
+        <w:t xml:space="preserve">16. **Por revocación:** si la supervisión detecta materialización de riesgo o incumplimiento de los controles compensatorios, el aprobador puede revocar la excepción inmediatamente. La revocación se notifica con plazo máximo de 48 horas para regularizar o escalar a incidente.</w:t>
+      </w:r>
+      <w:r>
+        <w:br/>
+      </w:r>
+      <w:r>
+        <w:br/>
+      </w:r>
+      <w:r>
+        <w:rPr>
+          <w:rStyle w:val="VerbatimChar"/>
+        </w:rPr>
+        <w:t xml:space="preserve">17. **Por regularización:** cuando se elimina la causa de la excepción, el solicitante notifica el cierre y el Responsable de la Seguridad lo refleja en R-222.</w:t>
+      </w:r>
+      <w:r>
+        <w:br/>
+      </w:r>
+      <w:r>
+        <w:br/>
+      </w:r>
+      <w:r>
+        <w:rPr>
+          <w:rStyle w:val="VerbatimChar"/>
+        </w:rPr>
+        <w:t xml:space="preserve">## 7. EXCEPCIONES DE EMERGENCIA</w:t>
+      </w:r>
+      <w:r>
+        <w:br/>
+      </w:r>
+      <w:r>
+        <w:br/>
+      </w:r>
+      <w:r>
+        <w:rPr>
+          <w:rStyle w:val="VerbatimChar"/>
+        </w:rPr>
+        <w:t xml:space="preserve">En caso de **emergencia operativa** (caída de servicio, incidente activo) que requiera saltarse temporalmente un control:</w:t>
+      </w:r>
+      <w:r>
+        <w:br/>
+      </w:r>
+      <w:r>
+        <w:br/>
+      </w:r>
+      <w:r>
+        <w:rPr>
+          <w:rStyle w:val="VerbatimChar"/>
+        </w:rPr>
+        <w:t xml:space="preserve">1. La persona con responsabilidad operativa puede aplicar la desviación inmediatamente comunicándolo simultáneamente al Responsable de la Seguridad por canal urgente.</w:t>
+      </w:r>
+      <w:r>
+        <w:br/>
+      </w:r>
+      <w:r>
+        <w:br/>
+      </w:r>
+      <w:r>
+        <w:rPr>
+          <w:rStyle w:val="VerbatimChar"/>
+        </w:rPr>
+        <w:t xml:space="preserve">2. En un plazo máximo de **24 horas**, debe presentar el formulario F-222 retroactivo con la documentación completa.</w:t>
+      </w:r>
+      <w:r>
+        <w:br/>
+      </w:r>
+      <w:r>
+        <w:br/>
+      </w:r>
+      <w:r>
+        <w:rPr>
+          <w:rStyle w:val="VerbatimChar"/>
+        </w:rPr>
+        <w:t xml:space="preserve">3. El Responsable de la Seguridad valora si la emergencia estaba justificada y, en caso contrario, abre **No Conformidad** conforme a {{ proyecto.codigo_documento_base }}-220.</w:t>
+      </w:r>
+      <w:r>
+        <w:br/>
+      </w:r>
+      <w:r>
+        <w:br/>
+      </w:r>
+      <w:r>
+        <w:rPr>
+          <w:rStyle w:val="VerbatimChar"/>
+        </w:rPr>
+        <w:t xml:space="preserve">4. Las excepciones de emergencia se etiquetan en R-222 como `tipo: emergencia` y son revisadas individualmente en cada Comité de Seguridad mensual.</w:t>
+      </w:r>
+      <w:r>
+        <w:br/>
+      </w:r>
+      <w:r>
+        <w:br/>
+      </w:r>
+      <w:r>
+        <w:rPr>
+          <w:rStyle w:val="VerbatimChar"/>
+        </w:rPr>
+        <w:t xml:space="preserve">## 8. INTEGRACIÓN CON OTROS PROCEDIMIENTOS</w:t>
+      </w:r>
+      <w:r>
+        <w:br/>
+      </w:r>
+      <w:r>
+        <w:br/>
+      </w:r>
+      <w:r>
+        <w:rPr>
+          <w:rStyle w:val="VerbatimChar"/>
+        </w:rPr>
+        <w:t xml:space="preserve">| Procedimiento | Relación |</w:t>
+      </w:r>
+      <w:r>
+        <w:br/>
+      </w:r>
+      <w:r>
+        <w:rPr>
+          <w:rStyle w:val="VerbatimChar"/>
+        </w:rPr>
+        <w:t xml:space="preserve">|---|---|</w:t>
+      </w:r>
+      <w:r>
+        <w:br/>
+      </w:r>
+      <w:r>
+        <w:rPr>
+          <w:rStyle w:val="VerbatimChar"/>
+        </w:rPr>
+        <w:t xml:space="preserve">| {{ proyecto.codigo_documento_base }}-220 (No Conformidades) | Una excepción no aprobada o vencida sin regularizar genera NC. |</w:t>
+      </w:r>
+      <w:r>
+        <w:br/>
+      </w:r>
+      <w:r>
+        <w:rPr>
+          <w:rStyle w:val="VerbatimChar"/>
+        </w:rPr>
+        <w:t xml:space="preserve">| {{ proyecto.codigo_documento_base }}-218 (Auditoría Interna) | El auditor revisa el 100 % de excepciones L3/L4 y muestra del 20 % de L1/L2. |</w:t>
+      </w:r>
+      <w:r>
+        <w:br/>
+      </w:r>
+      <w:r>
+        <w:rPr>
+          <w:rStyle w:val="VerbatimChar"/>
+        </w:rPr>
+        <w:t xml:space="preserve">| {{ proyecto.codigo_documento_base }}-AR-001 (Análisis de Riesgos) | Las excepciones aprobadas se incorporan al mapa de riesgos como riesgos asumidos temporalmente. |</w:t>
+      </w:r>
+      <w:r>
+        <w:br/>
+      </w:r>
+      <w:r>
+        <w:rPr>
+          <w:rStyle w:val="VerbatimChar"/>
+        </w:rPr>
+        <w:t xml:space="preserve">| {{ proyecto.codigo_documento_base }}-219 (Revisión por la Dirección) | El cuadro de mando de excepciones se presenta anualmente. |</w:t>
+      </w:r>
+      <w:r>
+        <w:br/>
+      </w:r>
+      <w:r>
+        <w:br/>
+      </w:r>
+      <w:r>
+        <w:rPr>
+          <w:rStyle w:val="VerbatimChar"/>
+        </w:rPr>
+        <w:t xml:space="preserve">## 9. REGISTROS GENERADOS</w:t>
+      </w:r>
+      <w:r>
+        <w:br/>
+      </w:r>
+      <w:r>
+        <w:br/>
+      </w:r>
+      <w:r>
+        <w:rPr>
+          <w:rStyle w:val="VerbatimChar"/>
+        </w:rPr>
+        <w:t xml:space="preserve">| Código | Registro | Conservación |</w:t>
+      </w:r>
+      <w:r>
+        <w:br/>
+      </w:r>
+      <w:r>
+        <w:rPr>
+          <w:rStyle w:val="VerbatimChar"/>
+        </w:rPr>
+        <w:t xml:space="preserve">|---|---|---|</w:t>
+      </w:r>
+      <w:r>
+        <w:br/>
+      </w:r>
+      <w:r>
+        <w:rPr>
+          <w:rStyle w:val="VerbatimChar"/>
+        </w:rPr>
+        <w:t xml:space="preserve">| F-222 | Solicitud de Excepción | 6 años desde cierre |</w:t>
+      </w:r>
+      <w:r>
+        <w:br/>
+      </w:r>
+      <w:r>
+        <w:rPr>
+          <w:rStyle w:val="VerbatimChar"/>
+        </w:rPr>
+        <w:t xml:space="preserve">| R-222 | Registro maestro de Excepciones | Permanente |</w:t>
+      </w:r>
+      <w:r>
+        <w:br/>
+      </w:r>
+      <w:r>
+        <w:rPr>
+          <w:rStyle w:val="VerbatimChar"/>
+        </w:rPr>
+        <w:t xml:space="preserve">| L-222 | Log de revisiones periódicas | 3 años |</w:t>
+      </w:r>
+      <w:r>
+        <w:br/>
+      </w:r>
+      <w:r>
+        <w:br/>
+      </w:r>
+      <w:r>
+        <w:rPr>
+          <w:rStyle w:val="VerbatimChar"/>
+        </w:rPr>
+        <w:t xml:space="preserve">## 10. INDICADORES (KPI)</w:t>
+      </w:r>
+      <w:r>
+        <w:br/>
+      </w:r>
+      <w:r>
+        <w:br/>
+      </w:r>
+      <w:r>
+        <w:rPr>
+          <w:rStyle w:val="VerbatimChar"/>
+        </w:rPr>
+        <w:t xml:space="preserve">| Indicador | Fórmula | Objetivo |</w:t>
+      </w:r>
+      <w:r>
+        <w:br/>
+      </w:r>
+      <w:r>
+        <w:rPr>
+          <w:rStyle w:val="VerbatimChar"/>
+        </w:rPr>
+        <w:t xml:space="preserve">|---|---|---|</w:t>
+      </w:r>
+      <w:r>
+        <w:br/>
+      </w:r>
+      <w:r>
+        <w:rPr>
+          <w:rStyle w:val="VerbatimChar"/>
+        </w:rPr>
+        <w:t xml:space="preserve">| Excepciones vivas | recuento | &lt; 30 (umbral revisado anualmente) |</w:t>
+      </w:r>
+      <w:r>
+        <w:br/>
+      </w:r>
+      <w:r>
+        <w:rPr>
+          <w:rStyle w:val="VerbatimChar"/>
+        </w:rPr>
+        <w:t xml:space="preserve">| Excepciones vencidas sin cerrar | recuento | 0 |</w:t>
+      </w:r>
+      <w:r>
+        <w:br/>
+      </w:r>
+      <w:r>
+        <w:rPr>
+          <w:rStyle w:val="VerbatimChar"/>
+        </w:rPr>
+        <w:t xml:space="preserve">| Tiempo medio de aprobación L1+L2 | media (días hábiles) | ≤ 5 |</w:t>
+      </w:r>
+      <w:r>
+        <w:br/>
+      </w:r>
+      <w:r>
+        <w:rPr>
+          <w:rStyle w:val="VerbatimChar"/>
+        </w:rPr>
+        <w:t xml:space="preserve">| % excepciones revisadas en plazo | revisadas en plazo / requeridas | ≥ 95 % |</w:t>
+      </w:r>
+      <w:r>
+        <w:br/>
+      </w:r>
+      <w:r>
+        <w:rPr>
+          <w:rStyle w:val="VerbatimChar"/>
+        </w:rPr>
+        <w:t xml:space="preserve">| Excepciones de emergencia justificadas | aprobadas / total emergencia | ≥ 90 % |</w:t>
+      </w:r>
+      <w:r>
+        <w:br/>
+      </w:r>
+      <w:r>
+        <w:br/>
+      </w:r>
+      <w:r>
+        <w:rPr>
+          <w:rStyle w:val="VerbatimChar"/>
+        </w:rPr>
+        <w:t xml:space="preserve">## 11. REVISIÓN</w:t>
+      </w:r>
+      <w:r>
+        <w:br/>
+      </w:r>
+      <w:r>
+        <w:br/>
+      </w:r>
+      <w:r>
+        <w:rPr>
+          <w:rStyle w:val="VerbatimChar"/>
+        </w:rPr>
+        <w:t xml:space="preserve">Este procedimiento se revisa **anualmente** o cuando:</w:t>
+      </w:r>
+      <w:r>
+        <w:br/>
+      </w:r>
+      <w:r>
+        <w:br/>
+      </w:r>
+      <w:r>
+        <w:rPr>
+          <w:rStyle w:val="VerbatimChar"/>
+        </w:rPr>
+        <w:t xml:space="preserve">- Cambien los umbrales de Apetito de Riesgo de la organización.</w:t>
+      </w:r>
+      <w:r>
+        <w:br/>
+      </w:r>
+      <w:r>
+        <w:rPr>
+          <w:rStyle w:val="VerbatimChar"/>
+        </w:rPr>
+        <w:t xml:space="preserve">- Se modifique el RD 311/2022 o la guía CCN-STIC 804 en lo relativo a org.4.</w:t>
+      </w:r>
+      <w:r>
+        <w:br/>
+      </w:r>
+      <w:r>
+        <w:rPr>
+          <w:rStyle w:val="VerbatimChar"/>
+        </w:rPr>
+        <w:t xml:space="preserve">- Se detecten patrones recurrentes que aconsejen modificar políticas en lugar de gestionar excepciones reiteradas.</w:t>
+      </w:r>
+      <w:r>
+        <w:br/>
+      </w:r>
+      <w:r>
+        <w:br/>
+      </w:r>
+      <w:r>
+        <w:rPr>
+          <w:rStyle w:val="VerbatimChar"/>
+        </w:rPr>
+        <w:t xml:space="preserve">Responsabilidad: **Responsable de la Seguridad**, con aprobación del **Comité de Seguridad**.</w:t>
       </w:r>
     </w:p>
     <w:bookmarkEnd w:id="20"/>
-    <w:bookmarkStart w:id="21" w:name="flujo-operativo"/>
-    <w:p>
-      <w:pPr>
-        <w:pStyle w:val="Heading2"/>
-      </w:pPr>
-      <w:r>
-        <w:t xml:space="preserve">2. FLUJO OPERATIVO</w:t>
-      </w:r>
-    </w:p>
-    <w:tbl>
-      <w:tblPr>
-        <w:tblStyle w:val="Table"/>
-        <w:tblW w:type="pct" w:w="5000"/>
-        <w:tblLook w:firstRow="1" w:lastRow="0" w:firstColumn="0" w:lastColumn="0" w:noHBand="0" w:noVBand="0" w:val="0020"/>
-        <w:jc w:val="start"/>
-      </w:tblPr>
-      <w:tblGrid>
-        <w:gridCol w:w="1980"/>
-        <w:gridCol w:w="1980"/>
-        <w:gridCol w:w="1980"/>
-        <w:gridCol w:w="1980"/>
-      </w:tblGrid>
-      <w:tr>
-        <w:trPr>
-          <w:tblHeader w:val="true"/>
-        </w:trPr>
-        <w:tc>
-          <w:tcPr/>
-          <w:p>
-            <w:pPr>
-              <w:pStyle w:val="Compact"/>
-              <w:jc w:val="left"/>
-            </w:pPr>
-            <w:r>
-              <w:t xml:space="preserve">Paso</w:t>
-            </w:r>
-          </w:p>
-        </w:tc>
-        <w:tc>
-          <w:tcPr/>
-          <w:p>
-            <w:pPr>
-              <w:pStyle w:val="Compact"/>
-              <w:jc w:val="left"/>
-            </w:pPr>
-            <w:r>
-              <w:t xml:space="preserve">Acción</w:t>
-            </w:r>
-          </w:p>
-        </w:tc>
-        <w:tc>
-          <w:tcPr/>
-          <w:p>
-            <w:pPr>
-              <w:pStyle w:val="Compact"/>
-              <w:jc w:val="left"/>
-            </w:pPr>
-            <w:r>
-              <w:t xml:space="preserve">Responsable</w:t>
-            </w:r>
-          </w:p>
-        </w:tc>
-        <w:tc>
-          <w:tcPr/>
-          <w:p>
-            <w:pPr>
-              <w:pStyle w:val="Compact"/>
-              <w:jc w:val="left"/>
-            </w:pPr>
-            <w:r>
-              <w:t xml:space="preserve">Plazo</w:t>
-            </w:r>
-          </w:p>
-        </w:tc>
-      </w:tr>
-      <w:tr>
-        <w:tc>
-          <w:tcPr/>
-          <w:p>
-            <w:pPr>
-              <w:pStyle w:val="Compact"/>
-              <w:jc w:val="left"/>
-            </w:pPr>
-            <w:r>
-              <w:t xml:space="preserve">1</w:t>
-            </w:r>
-          </w:p>
-        </w:tc>
-        <w:tc>
-          <w:tcPr/>
-          <w:p>
-            <w:pPr>
-              <w:pStyle w:val="Compact"/>
-              <w:jc w:val="left"/>
-            </w:pPr>
-            <w:r>
-              <w:rPr>
-                <w:bCs/>
-                <w:b/>
-              </w:rPr>
-              <w:t xml:space="preserve">Solicitud</w:t>
-            </w:r>
-            <w:r>
-              <w:t xml:space="preserve"> </w:t>
-            </w:r>
-            <w:r>
-              <w:t xml:space="preserve">mediante formulario de excepción: requisito afectado, motivo, duración solicitada, riesgo asumido, medidas compensatorias propuestas</w:t>
-            </w:r>
-          </w:p>
-        </w:tc>
-        <w:tc>
-          <w:tcPr/>
-          <w:p>
-            <w:pPr>
-              <w:pStyle w:val="Compact"/>
-              <w:jc w:val="left"/>
-            </w:pPr>
-            <w:r>
-              <w:t xml:space="preserve">Solicitante</w:t>
-            </w:r>
-          </w:p>
-        </w:tc>
-        <w:tc>
-          <w:tcPr/>
-          <w:p>
-            <w:pPr>
-              <w:pStyle w:val="Compact"/>
-              <w:jc w:val="left"/>
-            </w:pPr>
-            <w:r>
-              <w:t xml:space="preserve">—</w:t>
-            </w:r>
-          </w:p>
-        </w:tc>
-      </w:tr>
-      <w:tr>
-        <w:tc>
-          <w:tcPr/>
-          <w:p>
-            <w:pPr>
-              <w:pStyle w:val="Compact"/>
-              <w:jc w:val="left"/>
-            </w:pPr>
-            <w:r>
-              <w:t xml:space="preserve">2</w:t>
-            </w:r>
-          </w:p>
-        </w:tc>
-        <w:tc>
-          <w:tcPr/>
-          <w:p>
-            <w:pPr>
-              <w:pStyle w:val="Compact"/>
-              <w:jc w:val="left"/>
-            </w:pPr>
-            <w:r>
-              <w:rPr>
-                <w:bCs/>
-                <w:b/>
-              </w:rPr>
-              <w:t xml:space="preserve">Análisis de riesgo</w:t>
-            </w:r>
-            <w:r>
-              <w:t xml:space="preserve"> </w:t>
-            </w:r>
-            <w:r>
-              <w:t xml:space="preserve">de la excepción: probabilidad × impacto de la no aplicación del control</w:t>
-            </w:r>
-          </w:p>
-        </w:tc>
-        <w:tc>
-          <w:tcPr/>
-          <w:p>
-            <w:pPr>
-              <w:pStyle w:val="Compact"/>
-              <w:jc w:val="left"/>
-            </w:pPr>
-            <w:r>
-              <w:t xml:space="preserve">Resp. Seguridad</w:t>
-            </w:r>
-          </w:p>
-        </w:tc>
-        <w:tc>
-          <w:tcPr/>
-          <w:p>
-            <w:pPr>
-              <w:pStyle w:val="Compact"/>
-              <w:jc w:val="left"/>
-            </w:pPr>
-            <w:r>
-              <w:t xml:space="preserve">5 días hábiles</w:t>
-            </w:r>
-          </w:p>
-        </w:tc>
-      </w:tr>
-      <w:tr>
-        <w:tc>
-          <w:tcPr/>
-          <w:p>
-            <w:pPr>
-              <w:pStyle w:val="Compact"/>
-              <w:jc w:val="left"/>
-            </w:pPr>
-            <w:r>
-              <w:t xml:space="preserve">3</w:t>
-            </w:r>
-          </w:p>
-        </w:tc>
-        <w:tc>
-          <w:tcPr/>
-          <w:p>
-            <w:pPr>
-              <w:pStyle w:val="Compact"/>
-              <w:jc w:val="left"/>
-            </w:pPr>
-            <w:r>
-              <w:rPr>
-                <w:bCs/>
-                <w:b/>
-              </w:rPr>
-              <w:t xml:space="preserve">Autorización</w:t>
-            </w:r>
-            <w:r>
-              <w:t xml:space="preserve">: excepciones de riesgo bajo/medio → Resp. Seguridad. Excepciones de riesgo alto → Comité de Seguridad.</w:t>
-            </w:r>
-          </w:p>
-        </w:tc>
-        <w:tc>
-          <w:tcPr/>
-          <w:p>
-            <w:pPr>
-              <w:pStyle w:val="Compact"/>
-              <w:jc w:val="left"/>
-            </w:pPr>
-            <w:r>
-              <w:t xml:space="preserve">Autorizador</w:t>
-            </w:r>
-          </w:p>
-        </w:tc>
-        <w:tc>
-          <w:tcPr/>
-          <w:p>
-            <w:pPr>
-              <w:pStyle w:val="Compact"/>
-              <w:jc w:val="left"/>
-            </w:pPr>
-            <w:r>
-              <w:t xml:space="preserve">10 días hábiles</w:t>
-            </w:r>
-          </w:p>
-        </w:tc>
-      </w:tr>
-      <w:tr>
-        <w:tc>
-          <w:tcPr/>
-          <w:p>
-            <w:pPr>
-              <w:pStyle w:val="Compact"/>
-              <w:jc w:val="left"/>
-            </w:pPr>
-            <w:r>
-              <w:t xml:space="preserve">4</w:t>
-            </w:r>
-          </w:p>
-        </w:tc>
-        <w:tc>
-          <w:tcPr/>
-          <w:p>
-            <w:pPr>
-              <w:pStyle w:val="Compact"/>
-              <w:jc w:val="left"/>
-            </w:pPr>
-            <w:r>
-              <w:rPr>
-                <w:bCs/>
-                <w:b/>
-              </w:rPr>
-              <w:t xml:space="preserve">Registro</w:t>
-            </w:r>
-            <w:r>
-              <w:t xml:space="preserve"> </w:t>
-            </w:r>
-            <w:r>
-              <w:t xml:space="preserve">en el Registro de Excepciones con ID único, fecha de autorización, vigencia máxima (≤ 12 meses), condiciones</w:t>
-            </w:r>
-          </w:p>
-        </w:tc>
-        <w:tc>
-          <w:tcPr/>
-          <w:p>
-            <w:pPr>
-              <w:pStyle w:val="Compact"/>
-              <w:jc w:val="left"/>
-            </w:pPr>
-            <w:r>
-              <w:t xml:space="preserve">Resp. Seguridad</w:t>
-            </w:r>
-          </w:p>
-        </w:tc>
-        <w:tc>
-          <w:tcPr/>
-          <w:p>
-            <w:pPr>
-              <w:pStyle w:val="Compact"/>
-              <w:jc w:val="left"/>
-            </w:pPr>
-            <w:r>
-              <w:t xml:space="preserve">Inmediato</w:t>
-            </w:r>
-          </w:p>
-        </w:tc>
-      </w:tr>
-      <w:tr>
-        <w:tc>
-          <w:tcPr/>
-          <w:p>
-            <w:pPr>
-              <w:pStyle w:val="Compact"/>
-              <w:jc w:val="left"/>
-            </w:pPr>
-            <w:r>
-              <w:t xml:space="preserve">5</w:t>
-            </w:r>
-          </w:p>
-        </w:tc>
-        <w:tc>
-          <w:tcPr/>
-          <w:p>
-            <w:pPr>
-              <w:pStyle w:val="Compact"/>
-              <w:jc w:val="left"/>
-            </w:pPr>
-            <w:r>
-              <w:rPr>
-                <w:bCs/>
-                <w:b/>
-              </w:rPr>
-              <w:t xml:space="preserve">Implantación de medidas compensatorias</w:t>
-            </w:r>
-            <w:r>
-              <w:t xml:space="preserve"> </w:t>
-            </w:r>
-            <w:r>
-              <w:t xml:space="preserve">documentadas</w:t>
-            </w:r>
-          </w:p>
-        </w:tc>
-        <w:tc>
-          <w:tcPr/>
-          <w:p>
-            <w:pPr>
-              <w:pStyle w:val="Compact"/>
-              <w:jc w:val="left"/>
-            </w:pPr>
-            <w:r>
-              <w:t xml:space="preserve">Solicitante</w:t>
-            </w:r>
-          </w:p>
-        </w:tc>
-        <w:tc>
-          <w:tcPr/>
-          <w:p>
-            <w:pPr>
-              <w:pStyle w:val="Compact"/>
-              <w:jc w:val="left"/>
-            </w:pPr>
-            <w:r>
-              <w:t xml:space="preserve">Según excepción</w:t>
-            </w:r>
-          </w:p>
-        </w:tc>
-      </w:tr>
-      <w:tr>
-        <w:tc>
-          <w:tcPr/>
-          <w:p>
-            <w:pPr>
-              <w:pStyle w:val="Compact"/>
-              <w:jc w:val="left"/>
-            </w:pPr>
-            <w:r>
-              <w:t xml:space="preserve">6</w:t>
-            </w:r>
-          </w:p>
-        </w:tc>
-        <w:tc>
-          <w:tcPr/>
-          <w:p>
-            <w:pPr>
-              <w:pStyle w:val="Compact"/>
-              <w:jc w:val="left"/>
-            </w:pPr>
-            <w:r>
-              <w:rPr>
-                <w:bCs/>
-                <w:b/>
-              </w:rPr>
-              <w:t xml:space="preserve">Revisión periódica</w:t>
-            </w:r>
-            <w:r>
-              <w:t xml:space="preserve"> </w:t>
-            </w:r>
-            <w:r>
-              <w:t xml:space="preserve">de excepciones vigentes: ¿sigue siendo necesaria? ¿ha cambiado el riesgo?</w:t>
-            </w:r>
-          </w:p>
-        </w:tc>
-        <w:tc>
-          <w:tcPr/>
-          <w:p>
-            <w:pPr>
-              <w:pStyle w:val="Compact"/>
-              <w:jc w:val="left"/>
-            </w:pPr>
-            <w:r>
-              <w:t xml:space="preserve">Resp. Seguridad</w:t>
-            </w:r>
-          </w:p>
-        </w:tc>
-        <w:tc>
-          <w:tcPr/>
-          <w:p>
-            <w:pPr>
-              <w:pStyle w:val="Compact"/>
-              <w:jc w:val="left"/>
-            </w:pPr>
-            <w:r>
-              <w:t xml:space="preserve">Trimestral</w:t>
-            </w:r>
-          </w:p>
-        </w:tc>
-      </w:tr>
-      <w:tr>
-        <w:tc>
-          <w:tcPr/>
-          <w:p>
-            <w:pPr>
-              <w:pStyle w:val="Compact"/>
-              <w:jc w:val="left"/>
-            </w:pPr>
-            <w:r>
-              <w:t xml:space="preserve">7</w:t>
-            </w:r>
-          </w:p>
-        </w:tc>
-        <w:tc>
-          <w:tcPr/>
-          <w:p>
-            <w:pPr>
-              <w:pStyle w:val="Compact"/>
-              <w:jc w:val="left"/>
-            </w:pPr>
-            <w:r>
-              <w:rPr>
-                <w:bCs/>
-                <w:b/>
-              </w:rPr>
-              <w:t xml:space="preserve">Cierre</w:t>
-            </w:r>
-            <w:r>
-              <w:t xml:space="preserve"> </w:t>
-            </w:r>
-            <w:r>
-              <w:t xml:space="preserve">cuando la excepción expira, el requisito se cumple, o se renueva con nueva autorización</w:t>
-            </w:r>
-          </w:p>
-        </w:tc>
-        <w:tc>
-          <w:tcPr/>
-          <w:p>
-            <w:pPr>
-              <w:pStyle w:val="Compact"/>
-              <w:jc w:val="left"/>
-            </w:pPr>
-            <w:r>
-              <w:t xml:space="preserve">Resp. Seguridad</w:t>
-            </w:r>
-          </w:p>
-        </w:tc>
-        <w:tc>
-          <w:tcPr/>
-          <w:p>
-            <w:pPr>
-              <w:pStyle w:val="Compact"/>
-              <w:jc w:val="left"/>
-            </w:pPr>
-            <w:r>
-              <w:t xml:space="preserve">Al vencimiento</w:t>
-            </w:r>
-          </w:p>
-        </w:tc>
-      </w:tr>
-    </w:tbl>
-    <w:bookmarkEnd w:id="21"/>
-    <w:bookmarkStart w:id="22" w:name="vigencia"/>
-    <w:p>
-      <w:pPr>
-        <w:pStyle w:val="Heading2"/>
-      </w:pPr>
-      <w:r>
-        <w:t xml:space="preserve">3. VIGENCIA</w:t>
-      </w:r>
-    </w:p>
-    <w:p>
-      <w:pPr>
-        <w:pStyle w:val="FirstParagraph"/>
-      </w:pPr>
-      <w:r>
-        <w:t xml:space="preserve">Ninguna excepción podrá tener vigencia superior a</w:t>
-      </w:r>
-      <w:r>
-        <w:t xml:space="preserve"> </w:t>
-      </w:r>
-      <w:r>
-        <w:rPr>
-          <w:bCs/>
-          <w:b/>
-        </w:rPr>
-        <w:t xml:space="preserve">12 meses</w:t>
-      </w:r>
-      <w:r>
-        <w:t xml:space="preserve">. Las prórrogas requieren nueva solicitud y nueva autorización, con actualización del análisis de riesgo.</w:t>
-      </w:r>
-    </w:p>
-    <w:bookmarkEnd w:id="22"/>
-    <w:bookmarkStart w:id="23" w:name="indicadores"/>
-    <w:p>
-      <w:pPr>
-        <w:pStyle w:val="Heading2"/>
-      </w:pPr>
-      <w:r>
-        <w:t xml:space="preserve">4. INDICADORES</w:t>
-      </w:r>
-    </w:p>
-    <w:tbl>
-      <w:tblPr>
-        <w:tblStyle w:val="Table"/>
-        <w:tblW w:type="auto" w:w="0"/>
-        <w:tblLook w:firstRow="1" w:lastRow="0" w:firstColumn="0" w:lastColumn="0" w:noHBand="0" w:noVBand="0" w:val="0020"/>
-        <w:jc w:val="start"/>
-      </w:tblPr>
-      <w:tblGrid>
-        <w:gridCol w:w="3960"/>
-        <w:gridCol w:w="3960"/>
-      </w:tblGrid>
-      <w:tr>
-        <w:trPr>
-          <w:tblHeader w:val="true"/>
-        </w:trPr>
-        <w:tc>
-          <w:tcPr/>
-          <w:p>
-            <w:pPr>
-              <w:pStyle w:val="Compact"/>
-              <w:jc w:val="left"/>
-            </w:pPr>
-            <w:r>
-              <w:t xml:space="preserve">Indicador</w:t>
-            </w:r>
-          </w:p>
-        </w:tc>
-        <w:tc>
-          <w:tcPr/>
-          <w:p>
-            <w:pPr>
-              <w:pStyle w:val="Compact"/>
-              <w:jc w:val="left"/>
-            </w:pPr>
-            <w:r>
-              <w:t xml:space="preserve">Objetivo</w:t>
-            </w:r>
-          </w:p>
-        </w:tc>
-      </w:tr>
-      <w:tr>
-        <w:tc>
-          <w:tcPr/>
-          <w:p>
-            <w:pPr>
-              <w:pStyle w:val="Compact"/>
-              <w:jc w:val="left"/>
-            </w:pPr>
-            <w:r>
-              <w:t xml:space="preserve">Excepciones vigentes con documentación completa</w:t>
-            </w:r>
-          </w:p>
-        </w:tc>
-        <w:tc>
-          <w:tcPr/>
-          <w:p>
-            <w:pPr>
-              <w:pStyle w:val="Compact"/>
-              <w:jc w:val="left"/>
-            </w:pPr>
-            <w:r>
-              <w:t xml:space="preserve">100%</w:t>
-            </w:r>
-          </w:p>
-        </w:tc>
-      </w:tr>
-      <w:tr>
-        <w:tc>
-          <w:tcPr/>
-          <w:p>
-            <w:pPr>
-              <w:pStyle w:val="Compact"/>
-              <w:jc w:val="left"/>
-            </w:pPr>
-            <w:r>
-              <w:t xml:space="preserve">Excepciones expiradas sin renovar ni cerrar</w:t>
-            </w:r>
-          </w:p>
-        </w:tc>
-        <w:tc>
-          <w:tcPr/>
-          <w:p>
-            <w:pPr>
-              <w:pStyle w:val="Compact"/>
-              <w:jc w:val="left"/>
-            </w:pPr>
-            <w:r>
-              <w:t xml:space="preserve">0</w:t>
-            </w:r>
-          </w:p>
-        </w:tc>
-      </w:tr>
-      <w:tr>
-        <w:tc>
-          <w:tcPr/>
-          <w:p>
-            <w:pPr>
-              <w:pStyle w:val="Compact"/>
-              <w:jc w:val="left"/>
-            </w:pPr>
-            <w:r>
-              <w:t xml:space="preserve">Excepciones con medidas compensatorias verificadas</w:t>
-            </w:r>
-          </w:p>
-        </w:tc>
-        <w:tc>
-          <w:tcPr/>
-          <w:p>
-            <w:pPr>
-              <w:pStyle w:val="Compact"/>
-              <w:jc w:val="left"/>
-            </w:pPr>
-            <w:r>
-              <w:t xml:space="preserve">100%</w:t>
-            </w:r>
-          </w:p>
-        </w:tc>
-      </w:tr>
-    </w:tbl>
-    <w:p>
-      <w:r>
-        <w:pict>
-          <v:rect style="width:0;height:1.5pt" o:hralign="center" o:hrstd="t" o:hr="t"/>
-        </w:pict>
-      </w:r>
-    </w:p>
-    <w:bookmarkEnd w:id="23"/>
-    <w:bookmarkEnd w:id="24"/>
     <w:sectPr>
       <w:headerReference w:type="default" r:id="rId9"/>
       <w:footerReference w:type="default" r:id="rId10"/>

--- a/var/templates_docx/E-222.docx
+++ b/var/templates_docx/E-222.docx
@@ -1346,6 +1346,276 @@
       </w:r>
     </w:p>
     <w:bookmarkEnd w:id="20"/>
+    <w:p/>
+    <w:p>
+      <w:r>
+        <w:rPr>
+          <w:b/>
+          <w:color w:val="0B1F3A"/>
+          <w:sz w:val="24"/>
+        </w:rPr>
+        <w:t>APROBACIONES Y FIRMAS</w:t>
+      </w:r>
+    </w:p>
+    <w:p>
+      <w:r>
+        <w:rPr>
+          <w:b w:val="0"/>
+          <w:color w:val="0B1F3A"/>
+          <w:sz w:val="20"/>
+        </w:rPr>
+        <w:t>El presente documento se aprueba mediante las firmas de los intervinientes que se relacionan a continuación. Cuando la firma se realiza digitalmente a través del portal del proyecto, el hash SHA-256 y el código QR de verificación se consignan bajo el nombre del firmante.</w:t>
+      </w:r>
+    </w:p>
+    <w:tbl>
+      <w:tblPr>
+        <w:tblW w:type="auto" w:w="0"/>
+        <w:jc w:val="center"/>
+        <w:tblLook w:firstColumn="1" w:firstRow="1" w:lastColumn="0" w:lastRow="0" w:noHBand="0" w:noVBand="1" w:val="04A0"/>
+      </w:tblPr>
+      <w:tblGrid>
+        <w:gridCol w:w="4680"/>
+        <w:gridCol w:w="4680"/>
+      </w:tblGrid>
+      <w:tr>
+        <w:tc>
+          <w:tcPr>
+            <w:tcW w:type="dxa" w:w="4680"/>
+          </w:tcPr>
+          <w:p>
+            <w:pPr>
+              <w:jc w:val="center"/>
+            </w:pPr>
+            <w:r>
+              <w:rPr>
+                <w:b/>
+                <w:color w:val="0B1F3A"/>
+                <w:sz w:val="20"/>
+              </w:rPr>
+              <w:t>ELABORADO POR</w:t>
+            </w:r>
+          </w:p>
+        </w:tc>
+        <w:tc>
+          <w:tcPr>
+            <w:tcW w:type="dxa" w:w="4680"/>
+          </w:tcPr>
+          <w:p>
+            <w:pPr>
+              <w:jc w:val="center"/>
+            </w:pPr>
+            <w:r>
+              <w:rPr>
+                <w:b/>
+                <w:color w:val="0B1F3A"/>
+                <w:sz w:val="20"/>
+              </w:rPr>
+              <w:t>APROBADO POR</w:t>
+            </w:r>
+          </w:p>
+        </w:tc>
+      </w:tr>
+      <w:tr>
+        <w:tc>
+          <w:tcPr>
+            <w:tcW w:type="dxa" w:w="4680"/>
+          </w:tcPr>
+          <w:p>
+            <w:r>
+              <w:rPr>
+                <w:b/>
+                <w:color w:val="6B7280"/>
+                <w:sz w:val="18"/>
+              </w:rPr>
+              <w:t xml:space="preserve">Nombre: </w:t>
+            </w:r>
+            <w:r>
+              <w:rPr>
+                <w:b w:val="0"/>
+                <w:color w:val="0B1F3A"/>
+                <w:sz w:val="20"/>
+              </w:rPr>
+              <w:t>{{ firmas.elaborado.nombre }}</w:t>
+            </w:r>
+          </w:p>
+        </w:tc>
+        <w:tc>
+          <w:tcPr>
+            <w:tcW w:type="dxa" w:w="4680"/>
+          </w:tcPr>
+          <w:p>
+            <w:r>
+              <w:rPr>
+                <w:b/>
+                <w:color w:val="6B7280"/>
+                <w:sz w:val="18"/>
+              </w:rPr>
+              <w:t xml:space="preserve">Nombre: </w:t>
+            </w:r>
+            <w:r>
+              <w:rPr>
+                <w:b w:val="0"/>
+                <w:color w:val="0B1F3A"/>
+                <w:sz w:val="20"/>
+              </w:rPr>
+              <w:t>{{ firmas.revisado.nombre }}</w:t>
+            </w:r>
+          </w:p>
+        </w:tc>
+      </w:tr>
+      <w:tr>
+        <w:tc>
+          <w:tcPr>
+            <w:tcW w:type="dxa" w:w="4680"/>
+          </w:tcPr>
+          <w:p>
+            <w:r>
+              <w:rPr>
+                <w:b/>
+                <w:color w:val="6B7280"/>
+                <w:sz w:val="18"/>
+              </w:rPr>
+              <w:t xml:space="preserve">Cargo: </w:t>
+            </w:r>
+            <w:r>
+              <w:rPr>
+                <w:b w:val="0"/>
+                <w:color w:val="0B1F3A"/>
+                <w:sz w:val="20"/>
+              </w:rPr>
+              <w:t>{{ firmas.elaborado.cargo }}</w:t>
+            </w:r>
+          </w:p>
+        </w:tc>
+        <w:tc>
+          <w:tcPr>
+            <w:tcW w:type="dxa" w:w="4680"/>
+          </w:tcPr>
+          <w:p>
+            <w:r>
+              <w:rPr>
+                <w:b/>
+                <w:color w:val="6B7280"/>
+                <w:sz w:val="18"/>
+              </w:rPr>
+              <w:t xml:space="preserve">Cargo: </w:t>
+            </w:r>
+            <w:r>
+              <w:rPr>
+                <w:b w:val="0"/>
+                <w:color w:val="0B1F3A"/>
+                <w:sz w:val="20"/>
+              </w:rPr>
+              <w:t>{{ firmas.revisado.cargo }}</w:t>
+            </w:r>
+          </w:p>
+        </w:tc>
+      </w:tr>
+      <w:tr>
+        <w:tc>
+          <w:tcPr>
+            <w:tcW w:type="dxa" w:w="4680"/>
+          </w:tcPr>
+          <w:p>
+            <w:r>
+              <w:rPr>
+                <w:b/>
+                <w:color w:val="6B7280"/>
+                <w:sz w:val="18"/>
+              </w:rPr>
+              <w:t xml:space="preserve">Fecha: </w:t>
+            </w:r>
+            <w:r>
+              <w:rPr>
+                <w:b w:val="0"/>
+                <w:color w:val="0B1F3A"/>
+                <w:sz w:val="20"/>
+              </w:rPr>
+              <w:t>{{ firmas.elaborado.fecha }}</w:t>
+            </w:r>
+          </w:p>
+        </w:tc>
+        <w:tc>
+          <w:tcPr>
+            <w:tcW w:type="dxa" w:w="4680"/>
+          </w:tcPr>
+          <w:p>
+            <w:r>
+              <w:rPr>
+                <w:b/>
+                <w:color w:val="6B7280"/>
+                <w:sz w:val="18"/>
+              </w:rPr>
+              <w:t xml:space="preserve">Fecha: </w:t>
+            </w:r>
+            <w:r>
+              <w:rPr>
+                <w:b w:val="0"/>
+                <w:color w:val="0B1F3A"/>
+                <w:sz w:val="20"/>
+              </w:rPr>
+              <w:t>{{ firmas.revisado.fecha }}</w:t>
+            </w:r>
+          </w:p>
+        </w:tc>
+      </w:tr>
+      <w:tr>
+        <w:tc>
+          <w:tcPr>
+            <w:tcW w:type="dxa" w:w="4680"/>
+          </w:tcPr>
+          <w:p>
+            <w:r>
+              <w:rPr>
+                <w:b/>
+                <w:color w:val="6B7280"/>
+                <w:sz w:val="18"/>
+              </w:rPr>
+              <w:t xml:space="preserve">Firma: </w:t>
+            </w:r>
+            <w:r>
+              <w:rPr>
+                <w:b w:val="0"/>
+                <w:color w:val="0B1F3A"/>
+                <w:sz w:val="20"/>
+              </w:rPr>
+              <w:t>{{ firmas.elaborado.firma_marca }}</w:t>
+            </w:r>
+          </w:p>
+        </w:tc>
+        <w:tc>
+          <w:tcPr>
+            <w:tcW w:type="dxa" w:w="4680"/>
+          </w:tcPr>
+          <w:p>
+            <w:r>
+              <w:rPr>
+                <w:b/>
+                <w:color w:val="6B7280"/>
+                <w:sz w:val="18"/>
+              </w:rPr>
+              <w:t xml:space="preserve">Firma: </w:t>
+            </w:r>
+            <w:r>
+              <w:rPr>
+                <w:b w:val="0"/>
+                <w:color w:val="0B1F3A"/>
+                <w:sz w:val="20"/>
+              </w:rPr>
+              <w:t>{{ firmas.revisado.firma_marca }}</w:t>
+            </w:r>
+          </w:p>
+        </w:tc>
+      </w:tr>
+    </w:tbl>
+    <w:p>
+      <w:r>
+        <w:rPr>
+          <w:sz w:val="2"/>
+        </w:rPr>
+        <w:t>&lt;!--FX_SIG_V2--&gt;</w:t>
+      </w:r>
+    </w:p>
     <w:sectPr>
       <w:headerReference w:type="default" r:id="rId9"/>
       <w:footerReference w:type="default" r:id="rId10"/>
@@ -1533,7 +1803,7 @@
               <w:color w:val="6B7280"/>
               <w:sz w:val="18"/>
             </w:rPr>
-            <w:t>E-222 · Documento E-222</w:t>
+            <w:t>E-222 · PROCEDIMIENTO DE GESTIÓN DE EXCEPCIONES</w:t>
             <w:br/>
             <w:t>versión {{ proyecto.version_actual }}</w:t>
           </w:r>
